--- a/6_revision.docx
+++ b/6_revision.docx
@@ -205,24 +205,6 @@
         <w:t xml:space="preserve">2. Set-up</w:t>
       </w:r>
     </w:p>
-    <w:bookmarkEnd w:id="24"/>
-    <w:bookmarkStart w:id="25" w:name="part-1"/>
-    <w:p>
-      <w:pPr>
-        <w:pStyle w:val="Heading1"/>
-      </w:pPr>
-      <w:r>
-        <w:t xml:space="preserve">3. Part 1</w:t>
-      </w:r>
-    </w:p>
-    <w:p>
-      <w:pPr>
-        <w:pStyle w:val="FirstParagraph"/>
-      </w:pPr>
-      <w:r>
-        <w:t xml:space="preserve">Meta-analysis: Do mindfulness interventions reduce student stress across published studies?</w:t>
-      </w:r>
-    </w:p>
     <w:p>
       <w:pPr>
         <w:pStyle w:val="Compact"/>
@@ -232,7 +214,7 @@
         </w:numPr>
       </w:pPr>
       <w:r>
-        <w:t xml:space="preserve">Which type of meta-analysis would be appropriate for these data, and why?</w:t>
+        <w:t xml:space="preserve">Open you ARM_Practicals.RProj file to get oriented in RStudio.</w:t>
       </w:r>
     </w:p>
     <w:p>
@@ -244,6 +226,203 @@
         </w:numPr>
       </w:pPr>
       <w:r>
+        <w:t xml:space="preserve">Download the data from the VLE, and save it in your data folder as usual.</w:t>
+      </w:r>
+    </w:p>
+    <w:p>
+      <w:pPr>
+        <w:pStyle w:val="Compact"/>
+        <w:numPr>
+          <w:ilvl w:val="0"/>
+          <w:numId w:val="1002"/>
+        </w:numPr>
+      </w:pPr>
+      <w:r>
+        <w:t xml:space="preserve">Create a new R script for today’s session, and save it in your scripts folder with a sensible name (e.g., ARM6_Revision)</w:t>
+      </w:r>
+    </w:p>
+    <w:p>
+      <w:pPr>
+        <w:pStyle w:val="Compact"/>
+        <w:numPr>
+          <w:ilvl w:val="0"/>
+          <w:numId w:val="1002"/>
+        </w:numPr>
+      </w:pPr>
+      <w:r>
+        <w:t xml:space="preserve">At the top of your script, load the following packages:</w:t>
+      </w:r>
+      <w:r>
+        <w:t xml:space="preserve"> </w:t>
+      </w:r>
+      <w:r>
+        <w:rPr>
+          <w:i/>
+          <w:iCs/>
+        </w:rPr>
+        <w:t xml:space="preserve">tidyverse, metafor, lme4, lmerTest, quantreg.</w:t>
+      </w:r>
+      <w:r>
+        <w:t xml:space="preserve"> </w:t>
+      </w:r>
+      <w:r>
+        <w:t xml:space="preserve">Note that you may need to install them first if you are working on a new device.</w:t>
+      </w:r>
+    </w:p>
+    <w:p>
+      <w:pPr>
+        <w:pStyle w:val="SourceCode"/>
+      </w:pPr>
+      <w:r>
+        <w:rPr>
+          <w:rStyle w:val="CommentTok"/>
+        </w:rPr>
+        <w:t xml:space="preserve"># If you need to install any packages... e.g.,</w:t>
+      </w:r>
+      <w:r>
+        <w:br/>
+      </w:r>
+      <w:r>
+        <w:rPr>
+          <w:rStyle w:val="CommentTok"/>
+        </w:rPr>
+        <w:t xml:space="preserve"># install.packages("package")</w:t>
+      </w:r>
+      <w:r>
+        <w:br/>
+      </w:r>
+      <w:r>
+        <w:br/>
+      </w:r>
+      <w:r>
+        <w:rPr>
+          <w:rStyle w:val="CommentTok"/>
+        </w:rPr>
+        <w:t xml:space="preserve"># Load packages</w:t>
+      </w:r>
+      <w:r>
+        <w:br/>
+      </w:r>
+      <w:r>
+        <w:rPr>
+          <w:rStyle w:val="FunctionTok"/>
+        </w:rPr>
+        <w:t xml:space="preserve">library</w:t>
+      </w:r>
+      <w:r>
+        <w:rPr>
+          <w:rStyle w:val="NormalTok"/>
+        </w:rPr>
+        <w:t xml:space="preserve">(tidyverse)</w:t>
+      </w:r>
+      <w:r>
+        <w:br/>
+      </w:r>
+      <w:r>
+        <w:rPr>
+          <w:rStyle w:val="FunctionTok"/>
+        </w:rPr>
+        <w:t xml:space="preserve">library</w:t>
+      </w:r>
+      <w:r>
+        <w:rPr>
+          <w:rStyle w:val="NormalTok"/>
+        </w:rPr>
+        <w:t xml:space="preserve">(metafor)</w:t>
+      </w:r>
+      <w:r>
+        <w:br/>
+      </w:r>
+      <w:r>
+        <w:rPr>
+          <w:rStyle w:val="FunctionTok"/>
+        </w:rPr>
+        <w:t xml:space="preserve">library</w:t>
+      </w:r>
+      <w:r>
+        <w:rPr>
+          <w:rStyle w:val="NormalTok"/>
+        </w:rPr>
+        <w:t xml:space="preserve">(lme4)</w:t>
+      </w:r>
+      <w:r>
+        <w:br/>
+      </w:r>
+      <w:r>
+        <w:rPr>
+          <w:rStyle w:val="FunctionTok"/>
+        </w:rPr>
+        <w:t xml:space="preserve">library</w:t>
+      </w:r>
+      <w:r>
+        <w:rPr>
+          <w:rStyle w:val="NormalTok"/>
+        </w:rPr>
+        <w:t xml:space="preserve">(lmerTest)</w:t>
+      </w:r>
+      <w:r>
+        <w:br/>
+      </w:r>
+      <w:r>
+        <w:rPr>
+          <w:rStyle w:val="FunctionTok"/>
+        </w:rPr>
+        <w:t xml:space="preserve">library</w:t>
+      </w:r>
+      <w:r>
+        <w:rPr>
+          <w:rStyle w:val="NormalTok"/>
+        </w:rPr>
+        <w:t xml:space="preserve">(quantreg)</w:t>
+      </w:r>
+    </w:p>
+    <w:bookmarkEnd w:id="24"/>
+    <w:bookmarkStart w:id="25" w:name="part-1"/>
+    <w:p>
+      <w:pPr>
+        <w:pStyle w:val="Heading1"/>
+      </w:pPr>
+      <w:r>
+        <w:t xml:space="preserve">3. Part 1</w:t>
+      </w:r>
+    </w:p>
+    <w:p>
+      <w:pPr>
+        <w:pStyle w:val="FirstParagraph"/>
+      </w:pPr>
+      <w:r>
+        <w:t xml:space="preserve">A sensible first step in the</w:t>
+      </w:r>
+    </w:p>
+    <w:p>
+      <w:pPr>
+        <w:pStyle w:val="BodyText"/>
+      </w:pPr>
+      <w:r>
+        <w:t xml:space="preserve">Meta-analysis: Do mindfulness interventions reduce student stress across published studies?</w:t>
+      </w:r>
+    </w:p>
+    <w:p>
+      <w:pPr>
+        <w:pStyle w:val="Compact"/>
+        <w:numPr>
+          <w:ilvl w:val="0"/>
+          <w:numId w:val="1003"/>
+        </w:numPr>
+      </w:pPr>
+      <w:r>
+        <w:t xml:space="preserve">Which type of meta-analysis would be appropriate for these data, and why?</w:t>
+      </w:r>
+    </w:p>
+    <w:p>
+      <w:pPr>
+        <w:pStyle w:val="Compact"/>
+        <w:numPr>
+          <w:ilvl w:val="0"/>
+          <w:numId w:val="1003"/>
+        </w:numPr>
+      </w:pPr>
+      <w:r>
         <w:t xml:space="preserve">Take a look at the forest plot:</w:t>
       </w:r>
     </w:p>
@@ -252,7 +431,7 @@
         <w:pStyle w:val="Compact"/>
         <w:numPr>
           <w:ilvl w:val="1"/>
-          <w:numId w:val="1003"/>
+          <w:numId w:val="1004"/>
         </w:numPr>
       </w:pPr>
       <w:r>
@@ -264,7 +443,7 @@
         <w:pStyle w:val="Compact"/>
         <w:numPr>
           <w:ilvl w:val="1"/>
-          <w:numId w:val="1003"/>
+          <w:numId w:val="1004"/>
         </w:numPr>
       </w:pPr>
       <w:r>
@@ -276,7 +455,7 @@
         <w:pStyle w:val="Compact"/>
         <w:numPr>
           <w:ilvl w:val="1"/>
-          <w:numId w:val="1003"/>
+          <w:numId w:val="1004"/>
         </w:numPr>
       </w:pPr>
       <w:r>
@@ -297,7 +476,7 @@
       <w:pPr>
         <w:numPr>
           <w:ilvl w:val="0"/>
-          <w:numId w:val="1004"/>
+          <w:numId w:val="1005"/>
         </w:numPr>
       </w:pPr>
       <w:r>
@@ -308,7 +487,7 @@
       <w:pPr>
         <w:numPr>
           <w:ilvl w:val="0"/>
-          <w:numId w:val="1004"/>
+          <w:numId w:val="1005"/>
         </w:numPr>
       </w:pPr>
       <w:r>
@@ -319,7 +498,7 @@
       <w:pPr>
         <w:numPr>
           <w:ilvl w:val="0"/>
-          <w:numId w:val="1004"/>
+          <w:numId w:val="1005"/>
         </w:numPr>
       </w:pPr>
       <w:r>
@@ -667,34 +846,7 @@
     </w:lvlOverride>
   </w:num>
   <w:num w:numId="1002">
-    <w:abstractNumId w:val="99411"/>
-    <w:lvlOverride w:ilvl="0">
-      <w:startOverride w:val="1"/>
-    </w:lvlOverride>
-    <w:lvlOverride w:ilvl="1">
-      <w:startOverride w:val="1"/>
-    </w:lvlOverride>
-    <w:lvlOverride w:ilvl="2">
-      <w:startOverride w:val="1"/>
-    </w:lvlOverride>
-    <w:lvlOverride w:ilvl="3">
-      <w:startOverride w:val="1"/>
-    </w:lvlOverride>
-    <w:lvlOverride w:ilvl="4">
-      <w:startOverride w:val="1"/>
-    </w:lvlOverride>
-    <w:lvlOverride w:ilvl="5">
-      <w:startOverride w:val="1"/>
-    </w:lvlOverride>
-    <w:lvlOverride w:ilvl="6">
-      <w:startOverride w:val="1"/>
-    </w:lvlOverride>
-    <w:lvlOverride w:ilvl="7">
-      <w:startOverride w:val="1"/>
-    </w:lvlOverride>
-    <w:lvlOverride w:ilvl="8">
-      <w:startOverride w:val="1"/>
-    </w:lvlOverride>
+    <w:abstractNumId w:val="991"/>
   </w:num>
   <w:num w:numId="1003">
     <w:abstractNumId w:val="99411"/>
@@ -727,6 +879,36 @@
     </w:lvlOverride>
   </w:num>
   <w:num w:numId="1004">
+    <w:abstractNumId w:val="99411"/>
+    <w:lvlOverride w:ilvl="0">
+      <w:startOverride w:val="1"/>
+    </w:lvlOverride>
+    <w:lvlOverride w:ilvl="1">
+      <w:startOverride w:val="1"/>
+    </w:lvlOverride>
+    <w:lvlOverride w:ilvl="2">
+      <w:startOverride w:val="1"/>
+    </w:lvlOverride>
+    <w:lvlOverride w:ilvl="3">
+      <w:startOverride w:val="1"/>
+    </w:lvlOverride>
+    <w:lvlOverride w:ilvl="4">
+      <w:startOverride w:val="1"/>
+    </w:lvlOverride>
+    <w:lvlOverride w:ilvl="5">
+      <w:startOverride w:val="1"/>
+    </w:lvlOverride>
+    <w:lvlOverride w:ilvl="6">
+      <w:startOverride w:val="1"/>
+    </w:lvlOverride>
+    <w:lvlOverride w:ilvl="7">
+      <w:startOverride w:val="1"/>
+    </w:lvlOverride>
+    <w:lvlOverride w:ilvl="8">
+      <w:startOverride w:val="1"/>
+    </w:lvlOverride>
+  </w:num>
+  <w:num w:numId="1005">
     <w:abstractNumId w:val="991"/>
   </w:num>
 </w:numbering>
